--- a/Franklyn_Vasquez_CV_ES.docx
+++ b/Franklyn_Vasquez_CV_ES.docx
@@ -119,6 +119,7 @@
           <w:rPr>
             <w:rStyle w:val="Hyperlink"/>
             <w:color w:val="0563C1"/>
+            <w:lang w:val="es-VE"/>
           </w:rPr>
           <w:t>https://www.franklynvasquez.com</w:t>
         </w:r>
@@ -540,25 +541,7 @@
           <w:color w:val="366092"/>
           <w:sz w:val="22"/>
         </w:rPr>
-        <w:t xml:space="preserve"> </w:t>
-      </w:r>
-      <w:proofErr w:type="spellStart"/>
-      <w:r>
-        <w:rPr>
-          <w:b/>
-          <w:color w:val="366092"/>
-          <w:sz w:val="22"/>
-        </w:rPr>
-        <w:t>en</w:t>
-      </w:r>
-      <w:proofErr w:type="spellEnd"/>
-      <w:r>
-        <w:rPr>
-          <w:b/>
-          <w:color w:val="366092"/>
-          <w:sz w:val="22"/>
-        </w:rPr>
-        <w:t xml:space="preserve"> la </w:t>
+        <w:t xml:space="preserve"> en la </w:t>
       </w:r>
       <w:proofErr w:type="spellStart"/>
       <w:r>
@@ -1025,37 +1008,79 @@
         </w:pBdr>
         <w:spacing w:before="120" w:after="60"/>
         <w:rPr>
-          <w:lang w:val="es-VE"/>
-        </w:rPr>
-      </w:pPr>
-      <w:r>
-        <w:rPr>
           <w:b/>
           <w:color w:val="366092"/>
           <w:sz w:val="22"/>
           <w:lang w:val="es-VE"/>
         </w:rPr>
-        <w:t>PROYECTOS PERSONALES</w:t>
-      </w:r>
+      </w:pPr>
     </w:p>
     <w:p>
       <w:pPr>
-        <w:keepNext/>
-        <w:spacing w:before="80" w:after="0"/>
-        <w:rPr>
-          <w:i/>
-          <w:sz w:val="20"/>
-          <w:lang w:val="es-VE"/>
-        </w:rPr>
-      </w:pPr>
-      <w:r>
+        <w:pBdr>
+          <w:bottom w:val="single" w:sz="6" w:space="1" w:color="9FBAD0"/>
+        </w:pBdr>
+        <w:spacing w:before="120" w:after="60"/>
         <w:rPr>
           <w:b/>
           <w:color w:val="366092"/>
           <w:sz w:val="22"/>
           <w:lang w:val="es-VE"/>
         </w:rPr>
+      </w:pPr>
+    </w:p>
+    <w:p>
+      <w:pPr>
+        <w:pBdr>
+          <w:bottom w:val="single" w:sz="6" w:space="1" w:color="9FBAD0"/>
+        </w:pBdr>
+        <w:spacing w:before="120" w:after="60"/>
+        <w:rPr>
+          <w:b/>
+          <w:color w:val="366092"/>
+          <w:sz w:val="22"/>
+          <w:lang w:val="es-VE"/>
+        </w:rPr>
+      </w:pPr>
+    </w:p>
+    <w:p>
+      <w:pPr>
+        <w:pBdr>
+          <w:bottom w:val="single" w:sz="6" w:space="1" w:color="9FBAD0"/>
+        </w:pBdr>
+        <w:spacing w:before="120" w:after="60"/>
+        <w:rPr>
+          <w:lang w:val="es-VE"/>
+        </w:rPr>
+      </w:pPr>
+      <w:r>
+        <w:rPr>
+          <w:b/>
+          <w:color w:val="366092"/>
+          <w:sz w:val="22"/>
+          <w:lang w:val="es-VE"/>
+        </w:rPr>
         <w:lastRenderedPageBreak/>
+        <w:t>PROYECTOS PERSONALES</w:t>
+      </w:r>
+    </w:p>
+    <w:p>
+      <w:pPr>
+        <w:keepNext/>
+        <w:spacing w:before="80" w:after="0"/>
+        <w:rPr>
+          <w:i/>
+          <w:sz w:val="20"/>
+          <w:lang w:val="es-VE"/>
+        </w:rPr>
+      </w:pPr>
+      <w:r>
+        <w:rPr>
+          <w:b/>
+          <w:color w:val="366092"/>
+          <w:sz w:val="22"/>
+          <w:lang w:val="es-VE"/>
+        </w:rPr>
         <w:t xml:space="preserve">Plataforma de administración remota </w:t>
       </w:r>
       <w:proofErr w:type="spellStart"/>
@@ -1118,6 +1143,7 @@
         <w:rPr>
           <w:rStyle w:val="Hyperlink"/>
           <w:color w:val="0563C1"/>
+          <w:lang w:val="es-VE"/>
         </w:rPr>
         <w:t>https://remotely-x.com/</w:t>
       </w:r>
@@ -1618,6 +1644,7 @@
         <w:rPr>
           <w:lang w:val="es-VE"/>
         </w:rPr>
+        <w:lastRenderedPageBreak/>
         <w:t xml:space="preserve">Gestioné tareas de Active </w:t>
       </w:r>
       <w:proofErr w:type="spellStart"/>
@@ -1650,7 +1677,6 @@
         <w:rPr>
           <w:lang w:val="es-VE"/>
         </w:rPr>
-        <w:lastRenderedPageBreak/>
         <w:t>Monitoreé el estado de los sistemas, incluyendo CPU, memoria, disco y uso de red, y realicé acciones correctivas para optimizar el rendimiento y la disponibilidad.</w:t>
       </w:r>
     </w:p>
@@ -2790,7 +2816,7 @@
         </mc:Choice>
         <mc:Fallback>
           <w:pict>
-            <v:group w14:anchorId="67AA97C2" id="Group 1" o:spid="_x0000_s1026" style="position:absolute;margin-left:-54pt;margin-top:-18pt;width:133.9pt;height:80.65pt;z-index:251659264" coordsize="17007,10241" o:gfxdata="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">
+            <v:group w14:anchorId="4373CEA1" id="Group 1" o:spid="_x0000_s1026" style="position:absolute;margin-left:-54pt;margin-top:-18pt;width:133.9pt;height:80.65pt;z-index:251659264" coordsize="17007,10241" o:gfxdata="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">
               <v:rect id="Rectangle 998252387" o:spid="_x0000_s1027" style="position:absolute;width:17007;height:10241;visibility:visible;mso-wrap-style:square;v-text-anchor:middle" o:gfxdata="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" fillcolor="white [3212]" stroked="f" strokeweight="2pt">
                 <v:fill opacity="0"/>
               </v:rect>

--- a/Franklyn_Vasquez_CV_ES.docx
+++ b/Franklyn_Vasquez_CV_ES.docx
@@ -1294,11 +1294,8 @@
       <w:r>
         <w:rPr>
           <w:b/>
-          <w:color w:val="366092"/>
-          <w:sz w:val="22"/>
-          <w:lang w:val="es-VE"/>
-        </w:rPr>
-        <w:t>Daily Agenda | Aplicación Android en desarrollo | Proyecto personal</w:t>
+        </w:rPr>
+        <w:t>Daily Agenda | Aplicación Android | Proyecto personal</w:t>
       </w:r>
     </w:p>
     <w:p>
@@ -1310,36 +1307,20 @@
         <w:spacing w:before="80" w:after="0"/>
       </w:pPr>
       <w:r>
-        <w:rPr>
-          <w:lang w:val="es-VE"/>
-        </w:rPr>
-        <w:t>Desarrollo de una aplicación Android de planificación diaria centrada en la organización de la agenda, los recordatorios y la gestión de tareas.</w:t>
-      </w:r>
-      <w:r>
-        <w:rPr>
-          <w:lang w:val="es-VE"/>
-        </w:rPr>
+        <w:t>Aplicación Android publicada para planificación diaria, organización de agenda, recordatorios y gestión de tareas.</w:t>
         <w:br/>
       </w:r>
       <w:r>
-        <w:t xml:space="preserve">Estado: </w:t>
-      </w:r>
-      <w:proofErr w:type="spellStart"/>
-      <w:r>
-        <w:t>en</w:t>
-      </w:r>
-      <w:proofErr w:type="spellEnd"/>
-      <w:r>
-        <w:t xml:space="preserve"> </w:t>
-      </w:r>
-      <w:proofErr w:type="spellStart"/>
-      <w:r>
-        <w:t>progreso</w:t>
-      </w:r>
-      <w:proofErr w:type="spellEnd"/>
-      <w:r>
-        <w:t>.</w:t>
-      </w:r>
+        <w:t xml:space="preserve">Google Play: </w:t>
+      </w:r>
+      <w:hyperlink r:id="rId14">
+        <w:r>
+          <w:rPr>
+            <w:rStyle w:val="Hyperlink"/>
+          </w:rPr>
+          <w:t>https://play.google.com/store/apps/details?id=com.dailyagenda.dailyagenda</w:t>
+        </w:r>
+      </w:hyperlink>
     </w:p>
     <w:p>
       <w:pPr>

--- a/Franklyn_Vasquez_CV_ES.docx
+++ b/Franklyn_Vasquez_CV_ES.docx
@@ -30,39 +30,7 @@
           <w:sz w:val="19"/>
           <w:lang w:val="fr-CA"/>
         </w:rPr>
-        <w:t xml:space="preserve">Longueuil, Québec, </w:t>
-      </w:r>
-      <w:proofErr w:type="gramStart"/>
-      <w:r>
-        <w:rPr>
-          <w:sz w:val="19"/>
-          <w:lang w:val="fr-CA"/>
-        </w:rPr>
-        <w:t>Canada  |</w:t>
-      </w:r>
-      <w:proofErr w:type="gramEnd"/>
-      <w:r>
-        <w:rPr>
-          <w:sz w:val="19"/>
-          <w:lang w:val="fr-CA"/>
-        </w:rPr>
-        <w:t xml:space="preserve">  (438) 402-</w:t>
-      </w:r>
-      <w:proofErr w:type="gramStart"/>
-      <w:r>
-        <w:rPr>
-          <w:sz w:val="19"/>
-          <w:lang w:val="fr-CA"/>
-        </w:rPr>
-        <w:t>2044  |</w:t>
-      </w:r>
-      <w:proofErr w:type="gramEnd"/>
-      <w:r>
-        <w:rPr>
-          <w:sz w:val="19"/>
-          <w:lang w:val="fr-CA"/>
-        </w:rPr>
-        <w:t xml:space="preserve">  vasquezfu@gmail.com</w:t>
+        <w:t>Longueuil, Québec, Canada  |  (438) 402-2044  |  vasquezfu@gmail.com</w:t>
       </w:r>
     </w:p>
     <w:p>
@@ -98,21 +66,12 @@
           <w:lang w:val="es-VE"/>
         </w:rPr>
       </w:pPr>
-      <w:proofErr w:type="gramStart"/>
       <w:r>
         <w:rPr>
           <w:sz w:val="18"/>
           <w:lang w:val="es-VE"/>
         </w:rPr>
-        <w:t>Portfolio</w:t>
-      </w:r>
-      <w:proofErr w:type="gramEnd"/>
-      <w:r>
-        <w:rPr>
-          <w:sz w:val="18"/>
-          <w:lang w:val="es-VE"/>
-        </w:rPr>
-        <w:t xml:space="preserve">: </w:t>
+        <w:t xml:space="preserve">Portfolio: </w:t>
       </w:r>
       <w:hyperlink r:id="rId9" w:history="1">
         <w:r>
@@ -183,35 +142,7 @@
         <w:rPr>
           <w:lang w:val="es-VE"/>
         </w:rPr>
-        <w:t xml:space="preserve">Ingeniero de sistemas con más de 5 años de experiencia en infraestructura TI, administración en la nube, virtualización, ciberseguridad, herramientas DevOps y soporte empresarial. Experiencia con Windows Server, VMware, Active </w:t>
-      </w:r>
-      <w:proofErr w:type="spellStart"/>
-      <w:r>
-        <w:rPr>
-          <w:lang w:val="es-VE"/>
-        </w:rPr>
-        <w:t>Directory</w:t>
-      </w:r>
-      <w:proofErr w:type="spellEnd"/>
-      <w:r>
-        <w:rPr>
-          <w:lang w:val="es-VE"/>
-        </w:rPr>
-        <w:t xml:space="preserve">, GPO, Linux, plataformas en la nube, GitHub, Docker, </w:t>
-      </w:r>
-      <w:proofErr w:type="spellStart"/>
-      <w:r>
-        <w:rPr>
-          <w:lang w:val="es-VE"/>
-        </w:rPr>
-        <w:t>Kubernetes</w:t>
-      </w:r>
-      <w:proofErr w:type="spellEnd"/>
-      <w:r>
-        <w:rPr>
-          <w:lang w:val="es-VE"/>
-        </w:rPr>
-        <w:t>, CI/CD, SQL y desarrollo de aplicaciones. Los proyectos personales prácticos incluyen una plataforma de administración TI remota y una aplicación Android de aprendizaje publicada, que demuestran desarrollo de software, entrega de productos, integración de sistemas y diseño centrado en el usuario. Sólida experiencia en documentación técnica, solución de problemas, capacitación de personal y prestación de servicios TI.</w:t>
+        <w:t>Ingeniero de sistemas con más de 5 años de experiencia en infraestructura TI, administración en la nube, virtualización, ciberseguridad, herramientas DevOps y soporte empresarial. Experiencia con Windows Server, VMware, Active Directory, GPO, Linux, plataformas en la nube, GitHub, Docker, Kubernetes, CI/CD, SQL y desarrollo de aplicaciones. Los proyectos personales prácticos incluyen una plataforma de administración TI remota y una aplicación Android de aprendizaje publicada, que demuestran desarrollo de software, entrega de productos, integración de sistemas y diseño centrado en el usuario. Sólida experiencia en documentación técnica, solución de problemas, capacitación de personal y prestación de servicios TI.</w:t>
       </w:r>
     </w:p>
     <w:p>
@@ -308,13 +239,8 @@
           </w:tcPr>
           <w:p>
             <w:r>
-              <w:t xml:space="preserve">VMware / </w:t>
+              <w:t>VMware / Virtualización</w:t>
             </w:r>
-            <w:proofErr w:type="spellStart"/>
-            <w:r>
-              <w:t>Virtualización</w:t>
-            </w:r>
-            <w:proofErr w:type="spellEnd"/>
           </w:p>
         </w:tc>
       </w:tr>
@@ -354,21 +280,8 @@
             <w:hideMark/>
           </w:tcPr>
           <w:p>
-            <w:proofErr w:type="spellStart"/>
             <w:r>
-              <w:t>Prestación</w:t>
-            </w:r>
-            <w:proofErr w:type="spellEnd"/>
-            <w:r>
-              <w:t xml:space="preserve"> de </w:t>
-            </w:r>
-            <w:proofErr w:type="spellStart"/>
-            <w:r>
-              <w:t>servicios</w:t>
-            </w:r>
-            <w:proofErr w:type="spellEnd"/>
-            <w:r>
-              <w:t xml:space="preserve"> TI</w:t>
+              <w:t>Prestación de servicios TI</w:t>
             </w:r>
           </w:p>
         </w:tc>
@@ -386,13 +299,8 @@
           </w:tcPr>
           <w:p>
             <w:r>
-              <w:t xml:space="preserve">Desarrollo de </w:t>
+              <w:t>Desarrollo de aplicaciones</w:t>
             </w:r>
-            <w:proofErr w:type="spellStart"/>
-            <w:r>
-              <w:t>aplicaciones</w:t>
-            </w:r>
-            <w:proofErr w:type="spellEnd"/>
           </w:p>
         </w:tc>
       </w:tr>
@@ -412,19 +320,9 @@
             <w:hideMark/>
           </w:tcPr>
           <w:p>
-            <w:proofErr w:type="spellStart"/>
             <w:r>
-              <w:t>Fortalecimiento</w:t>
+              <w:t>Fortalecimiento de seguridad</w:t>
             </w:r>
-            <w:proofErr w:type="spellEnd"/>
-            <w:r>
-              <w:t xml:space="preserve"> de </w:t>
-            </w:r>
-            <w:proofErr w:type="spellStart"/>
-            <w:r>
-              <w:t>seguridad</w:t>
-            </w:r>
-            <w:proofErr w:type="spellEnd"/>
           </w:p>
         </w:tc>
         <w:tc>
@@ -439,19 +337,9 @@
             <w:hideMark/>
           </w:tcPr>
           <w:p>
-            <w:proofErr w:type="spellStart"/>
             <w:r>
-              <w:t>Integración</w:t>
+              <w:t>Integración de sistemas</w:t>
             </w:r>
-            <w:proofErr w:type="spellEnd"/>
-            <w:r>
-              <w:t xml:space="preserve"> de </w:t>
-            </w:r>
-            <w:proofErr w:type="spellStart"/>
-            <w:r>
-              <w:t>sistemas</w:t>
-            </w:r>
-            <w:proofErr w:type="spellEnd"/>
           </w:p>
         </w:tc>
         <w:tc>
@@ -466,19 +354,9 @@
             <w:hideMark/>
           </w:tcPr>
           <w:p>
-            <w:proofErr w:type="spellStart"/>
             <w:r>
-              <w:t>Capacitación</w:t>
+              <w:t>Capacitación técnica</w:t>
             </w:r>
-            <w:proofErr w:type="spellEnd"/>
-            <w:r>
-              <w:t xml:space="preserve"> </w:t>
-            </w:r>
-            <w:proofErr w:type="spellStart"/>
-            <w:r>
-              <w:t>técnica</w:t>
-            </w:r>
-            <w:proofErr w:type="spellEnd"/>
           </w:p>
         </w:tc>
       </w:tr>
@@ -523,43 +401,7 @@
           <w:color w:val="366092"/>
           <w:sz w:val="22"/>
         </w:rPr>
-        <w:t xml:space="preserve">• </w:t>
-      </w:r>
-      <w:proofErr w:type="spellStart"/>
-      <w:r>
-        <w:rPr>
-          <w:b/>
-          <w:color w:val="366092"/>
-          <w:sz w:val="22"/>
-        </w:rPr>
-        <w:t>Plataformas</w:t>
-      </w:r>
-      <w:proofErr w:type="spellEnd"/>
-      <w:r>
-        <w:rPr>
-          <w:b/>
-          <w:color w:val="366092"/>
-          <w:sz w:val="22"/>
-        </w:rPr>
-        <w:t xml:space="preserve"> en la </w:t>
-      </w:r>
-      <w:proofErr w:type="spellStart"/>
-      <w:r>
-        <w:rPr>
-          <w:b/>
-          <w:color w:val="366092"/>
-          <w:sz w:val="22"/>
-        </w:rPr>
-        <w:t>nube</w:t>
-      </w:r>
-      <w:proofErr w:type="spellEnd"/>
-      <w:r>
-        <w:rPr>
-          <w:b/>
-          <w:color w:val="366092"/>
-          <w:sz w:val="22"/>
-        </w:rPr>
-        <w:t>:</w:t>
+        <w:t>• Plataformas en la nube:</w:t>
       </w:r>
       <w:r>
         <w:rPr>
@@ -584,21 +426,7 @@
         <w:rPr>
           <w:lang w:val="es-VE"/>
         </w:rPr>
-        <w:t xml:space="preserve">AWS (EC2, IAM, VPC, grupos de seguridad), Microsoft Azure (máquinas virtuales, redes), Google Cloud </w:t>
-      </w:r>
-      <w:proofErr w:type="spellStart"/>
-      <w:r>
-        <w:rPr>
-          <w:lang w:val="es-VE"/>
-        </w:rPr>
-        <w:t>Platform</w:t>
-      </w:r>
-      <w:proofErr w:type="spellEnd"/>
-      <w:r>
-        <w:rPr>
-          <w:lang w:val="es-VE"/>
-        </w:rPr>
-        <w:t>.</w:t>
+        <w:t>AWS (EC2, IAM, VPC, grupos de seguridad), Microsoft Azure (máquinas virtuales, redes), Google Cloud Platform.</w:t>
       </w:r>
     </w:p>
     <w:p>
@@ -638,21 +466,7 @@
         <w:rPr>
           <w:lang w:val="es-VE"/>
         </w:rPr>
-        <w:t xml:space="preserve">Docker, </w:t>
-      </w:r>
-      <w:proofErr w:type="spellStart"/>
-      <w:r>
-        <w:rPr>
-          <w:lang w:val="es-VE"/>
-        </w:rPr>
-        <w:t>Kubernetes</w:t>
-      </w:r>
-      <w:proofErr w:type="spellEnd"/>
-      <w:r>
-        <w:rPr>
-          <w:lang w:val="es-VE"/>
-        </w:rPr>
-        <w:t>, Jenkins, Git, GitHub, canalizaciones CI/CD.</w:t>
+        <w:t>Docker, Kubernetes, Jenkins, Git, GitHub, canalizaciones CI/CD.</w:t>
       </w:r>
     </w:p>
     <w:p>
@@ -773,21 +587,7 @@
         <w:rPr>
           <w:lang w:val="es-VE"/>
         </w:rPr>
-        <w:t xml:space="preserve">TCP/IP, DNS, DHCP, </w:t>
-      </w:r>
-      <w:proofErr w:type="spellStart"/>
-      <w:r>
-        <w:rPr>
-          <w:lang w:val="es-VE"/>
-        </w:rPr>
-        <w:t>subnetting</w:t>
-      </w:r>
-      <w:proofErr w:type="spellEnd"/>
-      <w:r>
-        <w:rPr>
-          <w:lang w:val="es-VE"/>
-        </w:rPr>
-        <w:t>, SSH, NAT, tecnologías de virtualización.</w:t>
+        <w:t>TCP/IP, DNS, DHCP, subnetting, SSH, NAT, tecnologías de virtualización.</w:t>
       </w:r>
     </w:p>
     <w:p>
@@ -901,91 +701,7 @@
         <w:rPr>
           <w:lang w:val="es-VE"/>
         </w:rPr>
-        <w:t xml:space="preserve">Wireshark, </w:t>
-      </w:r>
-      <w:proofErr w:type="spellStart"/>
-      <w:r>
-        <w:rPr>
-          <w:lang w:val="es-VE"/>
-        </w:rPr>
-        <w:t>Nmap</w:t>
-      </w:r>
-      <w:proofErr w:type="spellEnd"/>
-      <w:r>
-        <w:rPr>
-          <w:lang w:val="es-VE"/>
-        </w:rPr>
-        <w:t xml:space="preserve">, Linux / Kali Linux, </w:t>
-      </w:r>
-      <w:proofErr w:type="spellStart"/>
-      <w:r>
-        <w:rPr>
-          <w:lang w:val="es-VE"/>
-        </w:rPr>
-        <w:t>Wazuh</w:t>
-      </w:r>
-      <w:proofErr w:type="spellEnd"/>
-      <w:r>
-        <w:rPr>
-          <w:lang w:val="es-VE"/>
-        </w:rPr>
-        <w:t xml:space="preserve">, Suricata, Nessus, </w:t>
-      </w:r>
-      <w:proofErr w:type="spellStart"/>
-      <w:r>
-        <w:rPr>
-          <w:lang w:val="es-VE"/>
-        </w:rPr>
-        <w:t>OpenVAS</w:t>
-      </w:r>
-      <w:proofErr w:type="spellEnd"/>
-      <w:r>
-        <w:rPr>
-          <w:lang w:val="es-VE"/>
-        </w:rPr>
-        <w:t xml:space="preserve">, </w:t>
-      </w:r>
-      <w:proofErr w:type="spellStart"/>
-      <w:r>
-        <w:rPr>
-          <w:lang w:val="es-VE"/>
-        </w:rPr>
-        <w:t>Splunk</w:t>
-      </w:r>
-      <w:proofErr w:type="spellEnd"/>
-      <w:r>
-        <w:rPr>
-          <w:lang w:val="es-VE"/>
-        </w:rPr>
-        <w:t xml:space="preserve">, </w:t>
-      </w:r>
-      <w:proofErr w:type="spellStart"/>
-      <w:r>
-        <w:rPr>
-          <w:lang w:val="es-VE"/>
-        </w:rPr>
-        <w:t>Autopsy</w:t>
-      </w:r>
-      <w:proofErr w:type="spellEnd"/>
-      <w:r>
-        <w:rPr>
-          <w:lang w:val="es-VE"/>
-        </w:rPr>
-        <w:t xml:space="preserve"> y </w:t>
-      </w:r>
-      <w:proofErr w:type="spellStart"/>
-      <w:r>
-        <w:rPr>
-          <w:lang w:val="es-VE"/>
-        </w:rPr>
-        <w:t>Burp</w:t>
-      </w:r>
-      <w:proofErr w:type="spellEnd"/>
-      <w:r>
-        <w:rPr>
-          <w:lang w:val="es-VE"/>
-        </w:rPr>
-        <w:t xml:space="preserve"> Suite.</w:t>
+        <w:t>Wireshark, Nmap, Linux / Kali Linux, Wazuh, Suricata, Nessus, OpenVAS, Splunk, Autopsy y Burp Suite.</w:t>
       </w:r>
     </w:p>
     <w:p>
@@ -1061,6 +777,15 @@
           <w:lang w:val="es-VE"/>
         </w:rPr>
         <w:lastRenderedPageBreak/>
+        <w:t xml:space="preserve">RECIENTES </w:t>
+      </w:r>
+      <w:r>
+        <w:rPr>
+          <w:b/>
+          <w:color w:val="366092"/>
+          <w:sz w:val="22"/>
+          <w:lang w:val="es-VE"/>
+        </w:rPr>
         <w:t>PROYECTOS PERSONALES</w:t>
       </w:r>
     </w:p>
@@ -1081,27 +806,7 @@
           <w:sz w:val="22"/>
           <w:lang w:val="es-VE"/>
         </w:rPr>
-        <w:t xml:space="preserve">Plataforma de administración remota </w:t>
-      </w:r>
-      <w:proofErr w:type="spellStart"/>
-      <w:r>
-        <w:rPr>
-          <w:b/>
-          <w:color w:val="366092"/>
-          <w:sz w:val="22"/>
-          <w:lang w:val="es-VE"/>
-        </w:rPr>
-        <w:t>Remotely</w:t>
-      </w:r>
-      <w:proofErr w:type="spellEnd"/>
-      <w:r>
-        <w:rPr>
-          <w:b/>
-          <w:color w:val="366092"/>
-          <w:sz w:val="22"/>
-          <w:lang w:val="es-VE"/>
-        </w:rPr>
-        <w:t>-X | Proyecto personal</w:t>
+        <w:t>Plataforma de administración remota Remotely-X | Proyecto personal</w:t>
       </w:r>
     </w:p>
     <w:p>
@@ -1163,59 +868,13 @@
           <w:sz w:val="20"/>
         </w:rPr>
       </w:pPr>
-      <w:proofErr w:type="spellStart"/>
       <w:r>
         <w:rPr>
           <w:b/>
           <w:color w:val="366092"/>
           <w:sz w:val="22"/>
         </w:rPr>
-        <w:t>FlashCards</w:t>
-      </w:r>
-      <w:proofErr w:type="spellEnd"/>
-      <w:r>
-        <w:rPr>
-          <w:b/>
-          <w:color w:val="366092"/>
-          <w:sz w:val="22"/>
-        </w:rPr>
-        <w:t xml:space="preserve">: Learn English - </w:t>
-      </w:r>
-      <w:proofErr w:type="spellStart"/>
-      <w:r>
-        <w:rPr>
-          <w:b/>
-          <w:color w:val="366092"/>
-          <w:sz w:val="22"/>
-        </w:rPr>
-        <w:t>Aplicación</w:t>
-      </w:r>
-      <w:proofErr w:type="spellEnd"/>
-      <w:r>
-        <w:rPr>
-          <w:b/>
-          <w:color w:val="366092"/>
-          <w:sz w:val="22"/>
-        </w:rPr>
-        <w:t xml:space="preserve"> Android </w:t>
-      </w:r>
-      <w:proofErr w:type="spellStart"/>
-      <w:r>
-        <w:rPr>
-          <w:b/>
-          <w:color w:val="366092"/>
-          <w:sz w:val="22"/>
-        </w:rPr>
-        <w:t>publicada</w:t>
-      </w:r>
-      <w:proofErr w:type="spellEnd"/>
-      <w:r>
-        <w:rPr>
-          <w:b/>
-          <w:color w:val="366092"/>
-          <w:sz w:val="22"/>
-        </w:rPr>
-        <w:t xml:space="preserve"> | Proyecto personal</w:t>
+        <w:t>FlashCards: Learn English - Aplicación Android publicada | Proyecto personal</w:t>
       </w:r>
     </w:p>
     <w:p>
@@ -1294,6 +953,7 @@
       <w:r>
         <w:rPr>
           <w:b/>
+          <w:lang w:val="es-VE"/>
         </w:rPr>
         <w:t>Daily Agenda | Aplicación Android | Proyecto personal</w:t>
       </w:r>
@@ -1307,16 +967,25 @@
         <w:spacing w:before="80" w:after="0"/>
       </w:pPr>
       <w:r>
+        <w:rPr>
+          <w:lang w:val="es-VE"/>
+        </w:rPr>
         <w:t>Aplicación Android publicada para planificación diaria, organización de agenda, recordatorios y gestión de tareas.</w:t>
+      </w:r>
+      <w:r>
+        <w:rPr>
+          <w:lang w:val="es-VE"/>
+        </w:rPr>
         <w:br/>
       </w:r>
       <w:r>
         <w:t xml:space="preserve">Google Play: </w:t>
       </w:r>
-      <w:hyperlink r:id="rId14">
+      <w:hyperlink r:id="rId11">
         <w:r>
           <w:rPr>
             <w:rStyle w:val="Hyperlink"/>
+            <w:color w:val="0563C1"/>
           </w:rPr>
           <w:t>https://play.google.com/store/apps/details?id=com.dailyagenda.dailyagenda</w:t>
         </w:r>
@@ -1363,23 +1032,7 @@
         <w:br/>
       </w:r>
       <w:r>
-        <w:t xml:space="preserve">Estado: </w:t>
-      </w:r>
-      <w:proofErr w:type="spellStart"/>
-      <w:r>
-        <w:t>en</w:t>
-      </w:r>
-      <w:proofErr w:type="spellEnd"/>
-      <w:r>
-        <w:t xml:space="preserve"> </w:t>
-      </w:r>
-      <w:proofErr w:type="spellStart"/>
-      <w:r>
-        <w:t>progreso</w:t>
-      </w:r>
-      <w:proofErr w:type="spellEnd"/>
-      <w:r>
-        <w:t>.</w:t>
+        <w:t>Estado: en progreso.</w:t>
       </w:r>
     </w:p>
     <w:p>
@@ -1626,21 +1279,7 @@
           <w:lang w:val="es-VE"/>
         </w:rPr>
         <w:lastRenderedPageBreak/>
-        <w:t xml:space="preserve">Gestioné tareas de Active </w:t>
-      </w:r>
-      <w:proofErr w:type="spellStart"/>
-      <w:r>
-        <w:rPr>
-          <w:lang w:val="es-VE"/>
-        </w:rPr>
-        <w:t>Directory</w:t>
-      </w:r>
-      <w:proofErr w:type="spellEnd"/>
-      <w:r>
-        <w:rPr>
-          <w:lang w:val="es-VE"/>
-        </w:rPr>
-        <w:t xml:space="preserve"> como cuentas de usuario, permisos, restablecimiento de contraseñas, pertenencia a grupos y control de acceso.</w:t>
+        <w:t>Gestioné tareas de Active Directory como cuentas de usuario, permisos, restablecimiento de contraseñas, pertenencia a grupos y control de acceso.</w:t>
       </w:r>
     </w:p>
     <w:p>
@@ -1797,25 +1436,7 @@
           <w:sz w:val="20"/>
           <w:lang w:val="es-VE"/>
         </w:rPr>
-        <w:t xml:space="preserve">  </w:t>
-      </w:r>
-      <w:proofErr w:type="spellStart"/>
-      <w:r>
-        <w:rPr>
-          <w:i/>
-          <w:sz w:val="20"/>
-          <w:lang w:val="es-VE"/>
-        </w:rPr>
-        <w:t>may</w:t>
-      </w:r>
-      <w:proofErr w:type="spellEnd"/>
-      <w:r>
-        <w:rPr>
-          <w:i/>
-          <w:sz w:val="20"/>
-          <w:lang w:val="es-VE"/>
-        </w:rPr>
-        <w:t>. 2014 – feb. 2019</w:t>
+        <w:t xml:space="preserve">  may. 2014 – feb. 2019</w:t>
       </w:r>
     </w:p>
     <w:p>
@@ -1951,25 +1572,7 @@
           <w:sz w:val="20"/>
           <w:lang w:val="es-VE"/>
         </w:rPr>
-        <w:t xml:space="preserve"> mar. 2013 – </w:t>
-      </w:r>
-      <w:proofErr w:type="spellStart"/>
-      <w:r>
-        <w:rPr>
-          <w:i/>
-          <w:sz w:val="20"/>
-          <w:lang w:val="es-VE"/>
-        </w:rPr>
-        <w:t>may</w:t>
-      </w:r>
-      <w:proofErr w:type="spellEnd"/>
-      <w:r>
-        <w:rPr>
-          <w:i/>
-          <w:sz w:val="20"/>
-          <w:lang w:val="es-VE"/>
-        </w:rPr>
-        <w:t>. 2014</w:t>
+        <w:t xml:space="preserve"> mar. 2013 – may. 2014</w:t>
       </w:r>
     </w:p>
     <w:p>
@@ -2225,39 +1828,7 @@
           <w:lang w:val="es-VE"/>
         </w:rPr>
         <w:br/>
-        <w:t xml:space="preserve">• </w:t>
-      </w:r>
-      <w:proofErr w:type="spellStart"/>
-      <w:r>
-        <w:rPr>
-          <w:rStyle w:val="Strong"/>
-          <w:lang w:val="es-VE"/>
-        </w:rPr>
-        <w:t>CompTIA</w:t>
-      </w:r>
-      <w:proofErr w:type="spellEnd"/>
-      <w:r>
-        <w:rPr>
-          <w:rStyle w:val="Strong"/>
-          <w:lang w:val="es-VE"/>
-        </w:rPr>
-        <w:t xml:space="preserve"> </w:t>
-      </w:r>
-      <w:proofErr w:type="spellStart"/>
-      <w:r>
-        <w:rPr>
-          <w:rStyle w:val="Strong"/>
-          <w:lang w:val="es-VE"/>
-        </w:rPr>
-        <w:t>CySA</w:t>
-      </w:r>
-      <w:proofErr w:type="spellEnd"/>
-      <w:r>
-        <w:rPr>
-          <w:rStyle w:val="Strong"/>
-          <w:lang w:val="es-VE"/>
-        </w:rPr>
-        <w:t>+ | ID de credencial verificada: 7Q8BVEQ50FQQ1882</w:t>
+        <w:t>• CompTIA CySA+ | ID de credencial verificada: 7Q8BVEQ50FQQ1882</w:t>
       </w:r>
       <w:r>
         <w:rPr>
@@ -2265,23 +1836,7 @@
           <w:lang w:val="es-VE"/>
         </w:rPr>
         <w:br/>
-        <w:t xml:space="preserve">• </w:t>
-      </w:r>
-      <w:proofErr w:type="spellStart"/>
-      <w:r>
-        <w:rPr>
-          <w:rStyle w:val="Strong"/>
-          <w:lang w:val="es-VE"/>
-        </w:rPr>
-        <w:t>CompTIA</w:t>
-      </w:r>
-      <w:proofErr w:type="spellEnd"/>
-      <w:r>
-        <w:rPr>
-          <w:rStyle w:val="Strong"/>
-          <w:lang w:val="es-VE"/>
-        </w:rPr>
-        <w:t xml:space="preserve"> A+ | ID de credencial verificada: C6LQT9FQ4BVEQ64J</w:t>
+        <w:t>• CompTIA A+ | ID de credencial verificada: C6LQT9FQ4BVEQ64J</w:t>
       </w:r>
       <w:r>
         <w:rPr>
@@ -2289,23 +1844,7 @@
           <w:lang w:val="es-VE"/>
         </w:rPr>
         <w:br/>
-        <w:t xml:space="preserve">• </w:t>
-      </w:r>
-      <w:proofErr w:type="spellStart"/>
-      <w:r>
-        <w:rPr>
-          <w:rStyle w:val="Strong"/>
-          <w:lang w:val="es-VE"/>
-        </w:rPr>
-        <w:t>CompTIA</w:t>
-      </w:r>
-      <w:proofErr w:type="spellEnd"/>
-      <w:r>
-        <w:rPr>
-          <w:rStyle w:val="Strong"/>
-          <w:lang w:val="es-VE"/>
-        </w:rPr>
-        <w:t xml:space="preserve"> Tech+ | ID de credencial verificada: EK360HJ5ZNBEC8LJ</w:t>
+        <w:t>• CompTIA Tech+ | ID de credencial verificada: EK360HJ5ZNBEC8LJ</w:t>
       </w:r>
       <w:r>
         <w:rPr>
@@ -2313,39 +1852,7 @@
           <w:lang w:val="es-VE"/>
         </w:rPr>
         <w:br/>
-        <w:t xml:space="preserve">• Cisco </w:t>
-      </w:r>
-      <w:proofErr w:type="spellStart"/>
-      <w:r>
-        <w:rPr>
-          <w:rStyle w:val="Strong"/>
-          <w:lang w:val="es-VE"/>
-        </w:rPr>
-        <w:t>Certified</w:t>
-      </w:r>
-      <w:proofErr w:type="spellEnd"/>
-      <w:r>
-        <w:rPr>
-          <w:rStyle w:val="Strong"/>
-          <w:lang w:val="es-VE"/>
-        </w:rPr>
-        <w:t xml:space="preserve"> Network </w:t>
-      </w:r>
-      <w:proofErr w:type="spellStart"/>
-      <w:r>
-        <w:rPr>
-          <w:rStyle w:val="Strong"/>
-          <w:lang w:val="es-VE"/>
-        </w:rPr>
-        <w:t>Associate</w:t>
-      </w:r>
-      <w:proofErr w:type="spellEnd"/>
-      <w:r>
-        <w:rPr>
-          <w:rStyle w:val="Strong"/>
-          <w:lang w:val="es-VE"/>
-        </w:rPr>
-        <w:t xml:space="preserve"> (CCNA) | ID de credencial verificada: f59e3cac390744c7aa6ed59210520a5c</w:t>
+        <w:t>• Cisco Certified Network Associate (CCNA) | ID de credencial verificada: f59e3cac390744c7aa6ed59210520a5c</w:t>
       </w:r>
       <w:r>
         <w:rPr>
@@ -2353,39 +1860,7 @@
           <w:lang w:val="es-VE"/>
         </w:rPr>
         <w:br/>
-        <w:t xml:space="preserve">• Microsoft </w:t>
-      </w:r>
-      <w:proofErr w:type="spellStart"/>
-      <w:r>
-        <w:rPr>
-          <w:rStyle w:val="Strong"/>
-          <w:lang w:val="es-VE"/>
-        </w:rPr>
-        <w:t>Certified</w:t>
-      </w:r>
-      <w:proofErr w:type="spellEnd"/>
-      <w:r>
-        <w:rPr>
-          <w:rStyle w:val="Strong"/>
-          <w:lang w:val="es-VE"/>
-        </w:rPr>
-        <w:t xml:space="preserve">: Azure Security Engineer </w:t>
-      </w:r>
-      <w:proofErr w:type="spellStart"/>
-      <w:r>
-        <w:rPr>
-          <w:rStyle w:val="Strong"/>
-          <w:lang w:val="es-VE"/>
-        </w:rPr>
-        <w:t>Associate</w:t>
-      </w:r>
-      <w:proofErr w:type="spellEnd"/>
-      <w:r>
-        <w:rPr>
-          <w:rStyle w:val="Strong"/>
-          <w:lang w:val="es-VE"/>
-        </w:rPr>
-        <w:t xml:space="preserve"> (AZ-500) | ID de credencial: 92B71F0AB914408B</w:t>
+        <w:t>• Microsoft Certified: Azure Security Engineer Associate (AZ-500) | ID de credencial: 92B71F0AB914408B</w:t>
       </w:r>
       <w:r>
         <w:rPr>
@@ -2393,23 +1868,7 @@
           <w:lang w:val="es-VE"/>
         </w:rPr>
         <w:br/>
-        <w:t xml:space="preserve">• Microsoft </w:t>
-      </w:r>
-      <w:proofErr w:type="spellStart"/>
-      <w:r>
-        <w:rPr>
-          <w:rStyle w:val="Strong"/>
-          <w:lang w:val="es-VE"/>
-        </w:rPr>
-        <w:t>Certified</w:t>
-      </w:r>
-      <w:proofErr w:type="spellEnd"/>
-      <w:r>
-        <w:rPr>
-          <w:rStyle w:val="Strong"/>
-          <w:lang w:val="es-VE"/>
-        </w:rPr>
-        <w:t>: Azure Fundamentals (AZ-900) | ID de credencial: 561978C307D42ED3</w:t>
+        <w:t>• Microsoft Certified: Azure Fundamentals (AZ-900) | ID de credencial: 561978C307D42ED3</w:t>
       </w:r>
     </w:p>
     <w:p>
@@ -2442,67 +1901,11 @@
         <w:rPr>
           <w:lang w:val="es-VE"/>
         </w:rPr>
-        <w:t xml:space="preserve">Español: </w:t>
-      </w:r>
-      <w:proofErr w:type="gramStart"/>
-      <w:r>
-        <w:rPr>
-          <w:lang w:val="es-VE"/>
-        </w:rPr>
-        <w:t>nativo  |</w:t>
-      </w:r>
-      <w:proofErr w:type="gramEnd"/>
-      <w:r>
-        <w:rPr>
-          <w:lang w:val="es-VE"/>
-        </w:rPr>
-        <w:t xml:space="preserve">  </w:t>
-      </w:r>
-      <w:proofErr w:type="gramStart"/>
-      <w:r>
-        <w:rPr>
-          <w:lang w:val="es-VE"/>
-        </w:rPr>
-        <w:t>Inglés</w:t>
-      </w:r>
-      <w:proofErr w:type="gramEnd"/>
-      <w:r>
-        <w:rPr>
-          <w:lang w:val="es-VE"/>
-        </w:rPr>
-        <w:t xml:space="preserve">: </w:t>
-      </w:r>
-      <w:proofErr w:type="gramStart"/>
-      <w:r>
-        <w:rPr>
-          <w:lang w:val="es-VE"/>
-        </w:rPr>
-        <w:t>fluido  |</w:t>
-      </w:r>
-      <w:proofErr w:type="gramEnd"/>
-      <w:r>
-        <w:rPr>
-          <w:lang w:val="es-VE"/>
-        </w:rPr>
-        <w:t xml:space="preserve">  </w:t>
-      </w:r>
-      <w:proofErr w:type="gramStart"/>
-      <w:r>
-        <w:rPr>
-          <w:lang w:val="es-VE"/>
-        </w:rPr>
-        <w:t>Francés</w:t>
-      </w:r>
-      <w:proofErr w:type="gramEnd"/>
-      <w:r>
-        <w:rPr>
-          <w:lang w:val="es-VE"/>
-        </w:rPr>
-        <w:t>: básico</w:t>
+        <w:t>Español: nativo  |  Inglés: fluido  |  Francés: básico</w:t>
       </w:r>
     </w:p>
     <w:sectPr>
-      <w:headerReference w:type="default" r:id="rId11"/>
+      <w:headerReference w:type="default" r:id="rId12"/>
       <w:pgSz w:w="12240" w:h="15840"/>
       <w:pgMar w:top="792" w:right="1080" w:bottom="792" w:left="1080" w:header="720" w:footer="720" w:gutter="0"/>
       <w:cols w:space="720"/>
@@ -2797,7 +2200,7 @@
         </mc:Choice>
         <mc:Fallback>
           <w:pict>
-            <v:group w14:anchorId="4373CEA1" id="Group 1" o:spid="_x0000_s1026" style="position:absolute;margin-left:-54pt;margin-top:-18pt;width:133.9pt;height:80.65pt;z-index:251659264" coordsize="17007,10241" o:gfxdata="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">
+            <v:group w14:anchorId="1B7D35FB" id="Group 1" o:spid="_x0000_s1026" style="position:absolute;margin-left:-54pt;margin-top:-18pt;width:133.9pt;height:80.65pt;z-index:251659264" coordsize="17007,10241" o:gfxdata="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">
               <v:rect id="Rectangle 998252387" o:spid="_x0000_s1027" style="position:absolute;width:17007;height:10241;visibility:visible;mso-wrap-style:square;v-text-anchor:middle" o:gfxdata="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" fillcolor="white [3212]" stroked="f" strokeweight="2pt">
                 <v:fill opacity="0"/>
               </v:rect>

--- a/Franklyn_Vasquez_CV_ES.docx
+++ b/Franklyn_Vasquez_CV_ES.docx
@@ -936,11 +936,6 @@
     </w:p>
     <w:p>
       <w:pPr>
-        <w:spacing w:after="0"/>
-      </w:pPr>
-    </w:p>
-    <w:p>
-      <w:pPr>
         <w:keepNext/>
         <w:spacing w:before="80" w:after="0"/>
         <w:rPr>
@@ -953,6 +948,7 @@
       <w:r>
         <w:rPr>
           <w:b/>
+          <w:color w:val="366092"/>
           <w:lang w:val="es-VE"/>
         </w:rPr>
         <w:t>Daily Agenda | Aplicación Android | Proyecto personal</w:t>
@@ -1005,10 +1001,9 @@
         <w:rPr>
           <w:b/>
           <w:color w:val="366092"/>
-          <w:sz w:val="22"/>
-          <w:lang w:val="es-VE"/>
-        </w:rPr>
-        <w:t>Key Vault | Aplicación Android en desarrollo | Proyecto personal</w:t>
+          <w:lang w:val="es-VE"/>
+        </w:rPr>
+        <w:t>Key Vault | Aplicación Android | Proyecto personal</w:t>
       </w:r>
     </w:p>
     <w:p>
@@ -1023,7 +1018,7 @@
         <w:rPr>
           <w:lang w:val="es-VE"/>
         </w:rPr>
-        <w:t>Desarrollo de una aplicación Android segura centrada en almacenar y organizar información confidencial de los usuarios.</w:t>
+        <w:t>Aplicación Android publicada centrada en almacenar y organizar información confidencial de los usuarios.</w:t>
       </w:r>
       <w:r>
         <w:rPr>
@@ -1032,8 +1027,17 @@
         <w:br/>
       </w:r>
       <w:r>
-        <w:t>Estado: en progreso.</w:t>
+        <w:t xml:space="preserve">Google Play: </w:t>
       </w:r>
+      <w:hyperlink r:id="rId12">
+        <w:r>
+          <w:rPr>
+            <w:rStyle w:val="Hyperlink"/>
+            <w:color w:val="0563C1"/>
+          </w:rPr>
+          <w:t>https://play.google.com/store/apps/details?id=com.keyvault.vault</w:t>
+        </w:r>
+      </w:hyperlink>
     </w:p>
     <w:p>
       <w:pPr>
@@ -1278,7 +1282,6 @@
         <w:rPr>
           <w:lang w:val="es-VE"/>
         </w:rPr>
-        <w:lastRenderedPageBreak/>
         <w:t>Gestioné tareas de Active Directory como cuentas de usuario, permisos, restablecimiento de contraseñas, pertenencia a grupos y control de acceso.</w:t>
       </w:r>
     </w:p>
@@ -1297,6 +1300,7 @@
         <w:rPr>
           <w:lang w:val="es-VE"/>
         </w:rPr>
+        <w:lastRenderedPageBreak/>
         <w:t>Monitoreé el estado de los sistemas, incluyendo CPU, memoria, disco y uso de red, y realicé acciones correctivas para optimizar el rendimiento y la disponibilidad.</w:t>
       </w:r>
     </w:p>
@@ -1905,7 +1909,7 @@
       </w:r>
     </w:p>
     <w:sectPr>
-      <w:headerReference w:type="default" r:id="rId12"/>
+      <w:headerReference w:type="default" r:id="rId13"/>
       <w:pgSz w:w="12240" w:h="15840"/>
       <w:pgMar w:top="792" w:right="1080" w:bottom="792" w:left="1080" w:header="720" w:footer="720" w:gutter="0"/>
       <w:cols w:space="720"/>
@@ -2200,7 +2204,7 @@
         </mc:Choice>
         <mc:Fallback>
           <w:pict>
-            <v:group w14:anchorId="1B7D35FB" id="Group 1" o:spid="_x0000_s1026" style="position:absolute;margin-left:-54pt;margin-top:-18pt;width:133.9pt;height:80.65pt;z-index:251659264" coordsize="17007,10241" o:gfxdata="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">
+            <v:group w14:anchorId="4A3971B4" id="Group 1" o:spid="_x0000_s1026" style="position:absolute;margin-left:-54pt;margin-top:-18pt;width:133.9pt;height:80.65pt;z-index:251659264" coordsize="17007,10241" o:gfxdata="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">
               <v:rect id="Rectangle 998252387" o:spid="_x0000_s1027" style="position:absolute;width:17007;height:10241;visibility:visible;mso-wrap-style:square;v-text-anchor:middle" o:gfxdata="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" fillcolor="white [3212]" stroked="f" strokeweight="2pt">
                 <v:fill opacity="0"/>
               </v:rect>

--- a/Franklyn_Vasquez_CV_ES.docx
+++ b/Franklyn_Vasquez_CV_ES.docx
@@ -30,7 +30,23 @@
           <w:sz w:val="19"/>
           <w:lang w:val="fr-CA"/>
         </w:rPr>
-        <w:t>Longueuil, Québec, Canada  |  (438) 402-2044  |  vasquezfu@gmail.com</w:t>
+        <w:t xml:space="preserve">Longueuil, Québec, </w:t>
+      </w:r>
+      <w:proofErr w:type="gramStart"/>
+      <w:r>
+        <w:rPr>
+          <w:sz w:val="19"/>
+          <w:lang w:val="fr-CA"/>
+        </w:rPr>
+        <w:t>Canada  |</w:t>
+      </w:r>
+      <w:proofErr w:type="gramEnd"/>
+      <w:r>
+        <w:rPr>
+          <w:sz w:val="19"/>
+          <w:lang w:val="fr-CA"/>
+        </w:rPr>
+        <w:t xml:space="preserve"> vasquezfu@gmail.com</w:t>
       </w:r>
     </w:p>
     <w:p>
@@ -66,12 +82,21 @@
           <w:lang w:val="es-VE"/>
         </w:rPr>
       </w:pPr>
+      <w:proofErr w:type="gramStart"/>
       <w:r>
         <w:rPr>
           <w:sz w:val="18"/>
           <w:lang w:val="es-VE"/>
         </w:rPr>
-        <w:t xml:space="preserve">Portfolio: </w:t>
+        <w:t>Portfolio</w:t>
+      </w:r>
+      <w:proofErr w:type="gramEnd"/>
+      <w:r>
+        <w:rPr>
+          <w:sz w:val="18"/>
+          <w:lang w:val="es-VE"/>
+        </w:rPr>
+        <w:t xml:space="preserve">: </w:t>
       </w:r>
       <w:hyperlink r:id="rId9" w:history="1">
         <w:r>
@@ -142,7 +167,35 @@
         <w:rPr>
           <w:lang w:val="es-VE"/>
         </w:rPr>
-        <w:t>Ingeniero de sistemas con más de 5 años de experiencia en infraestructura TI, administración en la nube, virtualización, ciberseguridad, herramientas DevOps y soporte empresarial. Experiencia con Windows Server, VMware, Active Directory, GPO, Linux, plataformas en la nube, GitHub, Docker, Kubernetes, CI/CD, SQL y desarrollo de aplicaciones. Los proyectos personales prácticos incluyen una plataforma de administración TI remota y una aplicación Android de aprendizaje publicada, que demuestran desarrollo de software, entrega de productos, integración de sistemas y diseño centrado en el usuario. Sólida experiencia en documentación técnica, solución de problemas, capacitación de personal y prestación de servicios TI.</w:t>
+        <w:t xml:space="preserve">Ingeniero de sistemas con más de 5 años de experiencia en infraestructura TI, administración en la nube, virtualización, ciberseguridad, herramientas DevOps y soporte empresarial. Experiencia con Windows Server, VMware, Active </w:t>
+      </w:r>
+      <w:proofErr w:type="spellStart"/>
+      <w:r>
+        <w:rPr>
+          <w:lang w:val="es-VE"/>
+        </w:rPr>
+        <w:t>Directory</w:t>
+      </w:r>
+      <w:proofErr w:type="spellEnd"/>
+      <w:r>
+        <w:rPr>
+          <w:lang w:val="es-VE"/>
+        </w:rPr>
+        <w:t xml:space="preserve">, GPO, Linux, plataformas en la nube, GitHub, Docker, </w:t>
+      </w:r>
+      <w:proofErr w:type="spellStart"/>
+      <w:r>
+        <w:rPr>
+          <w:lang w:val="es-VE"/>
+        </w:rPr>
+        <w:t>Kubernetes</w:t>
+      </w:r>
+      <w:proofErr w:type="spellEnd"/>
+      <w:r>
+        <w:rPr>
+          <w:lang w:val="es-VE"/>
+        </w:rPr>
+        <w:t>, CI/CD, SQL y desarrollo de aplicaciones. Los proyectos personales prácticos incluyen una plataforma de administración TI remota y una aplicación Android de aprendizaje publicada, que demuestran desarrollo de software, entrega de productos, integración de sistemas y diseño centrado en el usuario. Sólida experiencia en documentación técnica, solución de problemas, capacitación de personal y prestación de servicios TI.</w:t>
       </w:r>
     </w:p>
     <w:p>
@@ -239,8 +292,13 @@
           </w:tcPr>
           <w:p>
             <w:r>
-              <w:t>VMware / Virtualización</w:t>
+              <w:t xml:space="preserve">VMware / </w:t>
             </w:r>
+            <w:proofErr w:type="spellStart"/>
+            <w:r>
+              <w:t>Virtualización</w:t>
+            </w:r>
+            <w:proofErr w:type="spellEnd"/>
           </w:p>
         </w:tc>
       </w:tr>
@@ -280,8 +338,21 @@
             <w:hideMark/>
           </w:tcPr>
           <w:p>
+            <w:proofErr w:type="spellStart"/>
             <w:r>
-              <w:t>Prestación de servicios TI</w:t>
+              <w:t>Prestación</w:t>
+            </w:r>
+            <w:proofErr w:type="spellEnd"/>
+            <w:r>
+              <w:t xml:space="preserve"> de </w:t>
+            </w:r>
+            <w:proofErr w:type="spellStart"/>
+            <w:r>
+              <w:t>servicios</w:t>
+            </w:r>
+            <w:proofErr w:type="spellEnd"/>
+            <w:r>
+              <w:t xml:space="preserve"> TI</w:t>
             </w:r>
           </w:p>
         </w:tc>
@@ -299,8 +370,13 @@
           </w:tcPr>
           <w:p>
             <w:r>
-              <w:t>Desarrollo de aplicaciones</w:t>
+              <w:t xml:space="preserve">Desarrollo de </w:t>
             </w:r>
+            <w:proofErr w:type="spellStart"/>
+            <w:r>
+              <w:t>aplicaciones</w:t>
+            </w:r>
+            <w:proofErr w:type="spellEnd"/>
           </w:p>
         </w:tc>
       </w:tr>
@@ -320,9 +396,19 @@
             <w:hideMark/>
           </w:tcPr>
           <w:p>
+            <w:proofErr w:type="spellStart"/>
             <w:r>
-              <w:t>Fortalecimiento de seguridad</w:t>
+              <w:t>Fortalecimiento</w:t>
             </w:r>
+            <w:proofErr w:type="spellEnd"/>
+            <w:r>
+              <w:t xml:space="preserve"> de </w:t>
+            </w:r>
+            <w:proofErr w:type="spellStart"/>
+            <w:r>
+              <w:t>seguridad</w:t>
+            </w:r>
+            <w:proofErr w:type="spellEnd"/>
           </w:p>
         </w:tc>
         <w:tc>
@@ -337,9 +423,19 @@
             <w:hideMark/>
           </w:tcPr>
           <w:p>
+            <w:proofErr w:type="spellStart"/>
             <w:r>
-              <w:t>Integración de sistemas</w:t>
+              <w:t>Integración</w:t>
             </w:r>
+            <w:proofErr w:type="spellEnd"/>
+            <w:r>
+              <w:t xml:space="preserve"> de </w:t>
+            </w:r>
+            <w:proofErr w:type="spellStart"/>
+            <w:r>
+              <w:t>sistemas</w:t>
+            </w:r>
+            <w:proofErr w:type="spellEnd"/>
           </w:p>
         </w:tc>
         <w:tc>
@@ -354,9 +450,19 @@
             <w:hideMark/>
           </w:tcPr>
           <w:p>
+            <w:proofErr w:type="spellStart"/>
             <w:r>
-              <w:t>Capacitación técnica</w:t>
+              <w:t>Capacitación</w:t>
             </w:r>
+            <w:proofErr w:type="spellEnd"/>
+            <w:r>
+              <w:t xml:space="preserve"> </w:t>
+            </w:r>
+            <w:proofErr w:type="spellStart"/>
+            <w:r>
+              <w:t>técnica</w:t>
+            </w:r>
+            <w:proofErr w:type="spellEnd"/>
           </w:p>
         </w:tc>
       </w:tr>
@@ -401,7 +507,61 @@
           <w:color w:val="366092"/>
           <w:sz w:val="22"/>
         </w:rPr>
-        <w:t>• Plataformas en la nube:</w:t>
+        <w:t xml:space="preserve">• </w:t>
+      </w:r>
+      <w:proofErr w:type="spellStart"/>
+      <w:r>
+        <w:rPr>
+          <w:b/>
+          <w:color w:val="366092"/>
+          <w:sz w:val="22"/>
+        </w:rPr>
+        <w:t>Plataformas</w:t>
+      </w:r>
+      <w:proofErr w:type="spellEnd"/>
+      <w:r>
+        <w:rPr>
+          <w:b/>
+          <w:color w:val="366092"/>
+          <w:sz w:val="22"/>
+        </w:rPr>
+        <w:t xml:space="preserve"> </w:t>
+      </w:r>
+      <w:proofErr w:type="spellStart"/>
+      <w:r>
+        <w:rPr>
+          <w:b/>
+          <w:color w:val="366092"/>
+          <w:sz w:val="22"/>
+        </w:rPr>
+        <w:t>en</w:t>
+      </w:r>
+      <w:proofErr w:type="spellEnd"/>
+      <w:r>
+        <w:rPr>
+          <w:b/>
+          <w:color w:val="366092"/>
+          <w:sz w:val="22"/>
+        </w:rPr>
+        <w:t xml:space="preserve"> la </w:t>
+      </w:r>
+      <w:proofErr w:type="spellStart"/>
+      <w:r>
+        <w:rPr>
+          <w:b/>
+          <w:color w:val="366092"/>
+          <w:sz w:val="22"/>
+        </w:rPr>
+        <w:t>nube</w:t>
+      </w:r>
+      <w:proofErr w:type="spellEnd"/>
+      <w:r>
+        <w:rPr>
+          <w:b/>
+          <w:color w:val="366092"/>
+          <w:sz w:val="22"/>
+        </w:rPr>
+        <w:t>:</w:t>
       </w:r>
       <w:r>
         <w:rPr>
@@ -426,7 +586,21 @@
         <w:rPr>
           <w:lang w:val="es-VE"/>
         </w:rPr>
-        <w:t>AWS (EC2, IAM, VPC, grupos de seguridad), Microsoft Azure (máquinas virtuales, redes), Google Cloud Platform.</w:t>
+        <w:t xml:space="preserve">AWS (EC2, IAM, VPC, grupos de seguridad), Microsoft Azure (máquinas virtuales, redes), Google Cloud </w:t>
+      </w:r>
+      <w:proofErr w:type="spellStart"/>
+      <w:r>
+        <w:rPr>
+          <w:lang w:val="es-VE"/>
+        </w:rPr>
+        <w:t>Platform</w:t>
+      </w:r>
+      <w:proofErr w:type="spellEnd"/>
+      <w:r>
+        <w:rPr>
+          <w:lang w:val="es-VE"/>
+        </w:rPr>
+        <w:t>.</w:t>
       </w:r>
     </w:p>
     <w:p>
@@ -466,7 +640,21 @@
         <w:rPr>
           <w:lang w:val="es-VE"/>
         </w:rPr>
-        <w:t>Docker, Kubernetes, Jenkins, Git, GitHub, canalizaciones CI/CD.</w:t>
+        <w:t xml:space="preserve">Docker, </w:t>
+      </w:r>
+      <w:proofErr w:type="spellStart"/>
+      <w:r>
+        <w:rPr>
+          <w:lang w:val="es-VE"/>
+        </w:rPr>
+        <w:t>Kubernetes</w:t>
+      </w:r>
+      <w:proofErr w:type="spellEnd"/>
+      <w:r>
+        <w:rPr>
+          <w:lang w:val="es-VE"/>
+        </w:rPr>
+        <w:t>, Jenkins, Git, GitHub, canalizaciones CI/CD.</w:t>
       </w:r>
     </w:p>
     <w:p>
@@ -587,7 +775,21 @@
         <w:rPr>
           <w:lang w:val="es-VE"/>
         </w:rPr>
-        <w:t>TCP/IP, DNS, DHCP, subnetting, SSH, NAT, tecnologías de virtualización.</w:t>
+        <w:t xml:space="preserve">TCP/IP, DNS, DHCP, </w:t>
+      </w:r>
+      <w:proofErr w:type="spellStart"/>
+      <w:r>
+        <w:rPr>
+          <w:lang w:val="es-VE"/>
+        </w:rPr>
+        <w:t>subnetting</w:t>
+      </w:r>
+      <w:proofErr w:type="spellEnd"/>
+      <w:r>
+        <w:rPr>
+          <w:lang w:val="es-VE"/>
+        </w:rPr>
+        <w:t>, SSH, NAT, tecnologías de virtualización.</w:t>
       </w:r>
     </w:p>
     <w:p>
@@ -701,7 +903,91 @@
         <w:rPr>
           <w:lang w:val="es-VE"/>
         </w:rPr>
-        <w:t>Wireshark, Nmap, Linux / Kali Linux, Wazuh, Suricata, Nessus, OpenVAS, Splunk, Autopsy y Burp Suite.</w:t>
+        <w:t xml:space="preserve">Wireshark, </w:t>
+      </w:r>
+      <w:proofErr w:type="spellStart"/>
+      <w:r>
+        <w:rPr>
+          <w:lang w:val="es-VE"/>
+        </w:rPr>
+        <w:t>Nmap</w:t>
+      </w:r>
+      <w:proofErr w:type="spellEnd"/>
+      <w:r>
+        <w:rPr>
+          <w:lang w:val="es-VE"/>
+        </w:rPr>
+        <w:t xml:space="preserve">, Linux / Kali Linux, </w:t>
+      </w:r>
+      <w:proofErr w:type="spellStart"/>
+      <w:r>
+        <w:rPr>
+          <w:lang w:val="es-VE"/>
+        </w:rPr>
+        <w:t>Wazuh</w:t>
+      </w:r>
+      <w:proofErr w:type="spellEnd"/>
+      <w:r>
+        <w:rPr>
+          <w:lang w:val="es-VE"/>
+        </w:rPr>
+        <w:t xml:space="preserve">, Suricata, Nessus, </w:t>
+      </w:r>
+      <w:proofErr w:type="spellStart"/>
+      <w:r>
+        <w:rPr>
+          <w:lang w:val="es-VE"/>
+        </w:rPr>
+        <w:t>OpenVAS</w:t>
+      </w:r>
+      <w:proofErr w:type="spellEnd"/>
+      <w:r>
+        <w:rPr>
+          <w:lang w:val="es-VE"/>
+        </w:rPr>
+        <w:t xml:space="preserve">, </w:t>
+      </w:r>
+      <w:proofErr w:type="spellStart"/>
+      <w:r>
+        <w:rPr>
+          <w:lang w:val="es-VE"/>
+        </w:rPr>
+        <w:t>Splunk</w:t>
+      </w:r>
+      <w:proofErr w:type="spellEnd"/>
+      <w:r>
+        <w:rPr>
+          <w:lang w:val="es-VE"/>
+        </w:rPr>
+        <w:t xml:space="preserve">, </w:t>
+      </w:r>
+      <w:proofErr w:type="spellStart"/>
+      <w:r>
+        <w:rPr>
+          <w:lang w:val="es-VE"/>
+        </w:rPr>
+        <w:t>Autopsy</w:t>
+      </w:r>
+      <w:proofErr w:type="spellEnd"/>
+      <w:r>
+        <w:rPr>
+          <w:lang w:val="es-VE"/>
+        </w:rPr>
+        <w:t xml:space="preserve"> y </w:t>
+      </w:r>
+      <w:proofErr w:type="spellStart"/>
+      <w:r>
+        <w:rPr>
+          <w:lang w:val="es-VE"/>
+        </w:rPr>
+        <w:t>Burp</w:t>
+      </w:r>
+      <w:proofErr w:type="spellEnd"/>
+      <w:r>
+        <w:rPr>
+          <w:lang w:val="es-VE"/>
+        </w:rPr>
+        <w:t xml:space="preserve"> Suite.</w:t>
       </w:r>
     </w:p>
     <w:p>
@@ -806,7 +1092,27 @@
           <w:sz w:val="22"/>
           <w:lang w:val="es-VE"/>
         </w:rPr>
-        <w:t>Plataforma de administración remota Remotely-X | Proyecto personal</w:t>
+        <w:t xml:space="preserve">Plataforma de administración remota </w:t>
+      </w:r>
+      <w:proofErr w:type="spellStart"/>
+      <w:r>
+        <w:rPr>
+          <w:b/>
+          <w:color w:val="366092"/>
+          <w:sz w:val="22"/>
+          <w:lang w:val="es-VE"/>
+        </w:rPr>
+        <w:t>Remotely</w:t>
+      </w:r>
+      <w:proofErr w:type="spellEnd"/>
+      <w:r>
+        <w:rPr>
+          <w:b/>
+          <w:color w:val="366092"/>
+          <w:sz w:val="22"/>
+          <w:lang w:val="es-VE"/>
+        </w:rPr>
+        <w:t>-X | Proyecto personal</w:t>
       </w:r>
     </w:p>
     <w:p>
@@ -868,13 +1174,59 @@
           <w:sz w:val="20"/>
         </w:rPr>
       </w:pPr>
+      <w:proofErr w:type="spellStart"/>
       <w:r>
         <w:rPr>
           <w:b/>
           <w:color w:val="366092"/>
           <w:sz w:val="22"/>
         </w:rPr>
-        <w:t>FlashCards: Learn English - Aplicación Android publicada | Proyecto personal</w:t>
+        <w:t>FlashCards</w:t>
+      </w:r>
+      <w:proofErr w:type="spellEnd"/>
+      <w:r>
+        <w:rPr>
+          <w:b/>
+          <w:color w:val="366092"/>
+          <w:sz w:val="22"/>
+        </w:rPr>
+        <w:t xml:space="preserve">: Learn English - </w:t>
+      </w:r>
+      <w:proofErr w:type="spellStart"/>
+      <w:r>
+        <w:rPr>
+          <w:b/>
+          <w:color w:val="366092"/>
+          <w:sz w:val="22"/>
+        </w:rPr>
+        <w:t>Aplicación</w:t>
+      </w:r>
+      <w:proofErr w:type="spellEnd"/>
+      <w:r>
+        <w:rPr>
+          <w:b/>
+          <w:color w:val="366092"/>
+          <w:sz w:val="22"/>
+        </w:rPr>
+        <w:t xml:space="preserve"> Android </w:t>
+      </w:r>
+      <w:proofErr w:type="spellStart"/>
+      <w:r>
+        <w:rPr>
+          <w:b/>
+          <w:color w:val="366092"/>
+          <w:sz w:val="22"/>
+        </w:rPr>
+        <w:t>publicada</w:t>
+      </w:r>
+      <w:proofErr w:type="spellEnd"/>
+      <w:r>
+        <w:rPr>
+          <w:b/>
+          <w:color w:val="366092"/>
+          <w:sz w:val="22"/>
+        </w:rPr>
+        <w:t xml:space="preserve"> | Proyecto personal</w:t>
       </w:r>
     </w:p>
     <w:p>
@@ -1282,7 +1634,21 @@
         <w:rPr>
           <w:lang w:val="es-VE"/>
         </w:rPr>
-        <w:t>Gestioné tareas de Active Directory como cuentas de usuario, permisos, restablecimiento de contraseñas, pertenencia a grupos y control de acceso.</w:t>
+        <w:t xml:space="preserve">Gestioné tareas de Active </w:t>
+      </w:r>
+      <w:proofErr w:type="spellStart"/>
+      <w:r>
+        <w:rPr>
+          <w:lang w:val="es-VE"/>
+        </w:rPr>
+        <w:t>Directory</w:t>
+      </w:r>
+      <w:proofErr w:type="spellEnd"/>
+      <w:r>
+        <w:rPr>
+          <w:lang w:val="es-VE"/>
+        </w:rPr>
+        <w:t xml:space="preserve"> como cuentas de usuario, permisos, restablecimiento de contraseñas, pertenencia a grupos y control de acceso.</w:t>
       </w:r>
     </w:p>
     <w:p>
@@ -1440,7 +1806,25 @@
           <w:sz w:val="20"/>
           <w:lang w:val="es-VE"/>
         </w:rPr>
-        <w:t xml:space="preserve">  may. 2014 – feb. 2019</w:t>
+        <w:t xml:space="preserve">  </w:t>
+      </w:r>
+      <w:proofErr w:type="spellStart"/>
+      <w:r>
+        <w:rPr>
+          <w:i/>
+          <w:sz w:val="20"/>
+          <w:lang w:val="es-VE"/>
+        </w:rPr>
+        <w:t>may</w:t>
+      </w:r>
+      <w:proofErr w:type="spellEnd"/>
+      <w:r>
+        <w:rPr>
+          <w:i/>
+          <w:sz w:val="20"/>
+          <w:lang w:val="es-VE"/>
+        </w:rPr>
+        <w:t>. 2014 – feb. 2019</w:t>
       </w:r>
     </w:p>
     <w:p>
@@ -1576,7 +1960,25 @@
           <w:sz w:val="20"/>
           <w:lang w:val="es-VE"/>
         </w:rPr>
-        <w:t xml:space="preserve"> mar. 2013 – may. 2014</w:t>
+        <w:t xml:space="preserve"> mar. 2013 – </w:t>
+      </w:r>
+      <w:proofErr w:type="spellStart"/>
+      <w:r>
+        <w:rPr>
+          <w:i/>
+          <w:sz w:val="20"/>
+          <w:lang w:val="es-VE"/>
+        </w:rPr>
+        <w:t>may</w:t>
+      </w:r>
+      <w:proofErr w:type="spellEnd"/>
+      <w:r>
+        <w:rPr>
+          <w:i/>
+          <w:sz w:val="20"/>
+          <w:lang w:val="es-VE"/>
+        </w:rPr>
+        <w:t>. 2014</w:t>
       </w:r>
     </w:p>
     <w:p>
@@ -1832,47 +2234,191 @@
           <w:lang w:val="es-VE"/>
         </w:rPr>
         <w:br/>
-        <w:t>• CompTIA CySA+ | ID de credencial verificada: 7Q8BVEQ50FQQ1882</w:t>
-      </w:r>
+        <w:t xml:space="preserve">• </w:t>
+      </w:r>
+      <w:proofErr w:type="spellStart"/>
       <w:r>
         <w:rPr>
           <w:rStyle w:val="Strong"/>
           <w:lang w:val="es-VE"/>
         </w:rPr>
+        <w:t>CompTIA</w:t>
+      </w:r>
+      <w:proofErr w:type="spellEnd"/>
+      <w:r>
+        <w:rPr>
+          <w:rStyle w:val="Strong"/>
+          <w:lang w:val="es-VE"/>
+        </w:rPr>
+        <w:t xml:space="preserve"> </w:t>
+      </w:r>
+      <w:proofErr w:type="spellStart"/>
+      <w:r>
+        <w:rPr>
+          <w:rStyle w:val="Strong"/>
+          <w:lang w:val="es-VE"/>
+        </w:rPr>
+        <w:t>CySA</w:t>
+      </w:r>
+      <w:proofErr w:type="spellEnd"/>
+      <w:r>
+        <w:rPr>
+          <w:rStyle w:val="Strong"/>
+          <w:lang w:val="es-VE"/>
+        </w:rPr>
+        <w:t>+ | ID de credencial verificada: 7Q8BVEQ50FQQ1882</w:t>
+      </w:r>
+      <w:r>
+        <w:rPr>
+          <w:rStyle w:val="Strong"/>
+          <w:lang w:val="es-VE"/>
+        </w:rPr>
         <w:br/>
-        <w:t>• CompTIA A+ | ID de credencial verificada: C6LQT9FQ4BVEQ64J</w:t>
-      </w:r>
+        <w:t xml:space="preserve">• </w:t>
+      </w:r>
+      <w:proofErr w:type="spellStart"/>
       <w:r>
         <w:rPr>
           <w:rStyle w:val="Strong"/>
           <w:lang w:val="es-VE"/>
         </w:rPr>
+        <w:t>CompTIA</w:t>
+      </w:r>
+      <w:proofErr w:type="spellEnd"/>
+      <w:r>
+        <w:rPr>
+          <w:rStyle w:val="Strong"/>
+          <w:lang w:val="es-VE"/>
+        </w:rPr>
+        <w:t xml:space="preserve"> A+ | ID de credencial verificada: C6LQT9FQ4BVEQ64J</w:t>
+      </w:r>
+      <w:r>
+        <w:rPr>
+          <w:rStyle w:val="Strong"/>
+          <w:lang w:val="es-VE"/>
+        </w:rPr>
         <w:br/>
-        <w:t>• CompTIA Tech+ | ID de credencial verificada: EK360HJ5ZNBEC8LJ</w:t>
-      </w:r>
+        <w:t xml:space="preserve">• </w:t>
+      </w:r>
+      <w:proofErr w:type="spellStart"/>
       <w:r>
         <w:rPr>
           <w:rStyle w:val="Strong"/>
           <w:lang w:val="es-VE"/>
         </w:rPr>
+        <w:t>CompTIA</w:t>
+      </w:r>
+      <w:proofErr w:type="spellEnd"/>
+      <w:r>
+        <w:rPr>
+          <w:rStyle w:val="Strong"/>
+          <w:lang w:val="es-VE"/>
+        </w:rPr>
+        <w:t xml:space="preserve"> Tech+ | ID de credencial verificada: EK360HJ5ZNBEC8LJ</w:t>
+      </w:r>
+      <w:r>
+        <w:rPr>
+          <w:rStyle w:val="Strong"/>
+          <w:lang w:val="es-VE"/>
+        </w:rPr>
         <w:br/>
-        <w:t>• Cisco Certified Network Associate (CCNA) | ID de credencial verificada: f59e3cac390744c7aa6ed59210520a5c</w:t>
-      </w:r>
+        <w:t xml:space="preserve">• Cisco </w:t>
+      </w:r>
+      <w:proofErr w:type="spellStart"/>
       <w:r>
         <w:rPr>
           <w:rStyle w:val="Strong"/>
           <w:lang w:val="es-VE"/>
         </w:rPr>
+        <w:t>Certified</w:t>
+      </w:r>
+      <w:proofErr w:type="spellEnd"/>
+      <w:r>
+        <w:rPr>
+          <w:rStyle w:val="Strong"/>
+          <w:lang w:val="es-VE"/>
+        </w:rPr>
+        <w:t xml:space="preserve"> Network </w:t>
+      </w:r>
+      <w:proofErr w:type="spellStart"/>
+      <w:r>
+        <w:rPr>
+          <w:rStyle w:val="Strong"/>
+          <w:lang w:val="es-VE"/>
+        </w:rPr>
+        <w:t>Associate</w:t>
+      </w:r>
+      <w:proofErr w:type="spellEnd"/>
+      <w:r>
+        <w:rPr>
+          <w:rStyle w:val="Strong"/>
+          <w:lang w:val="es-VE"/>
+        </w:rPr>
+        <w:t xml:space="preserve"> (CCNA) | ID de credencial verificada: f59e3cac390744c7aa6ed59210520a5c</w:t>
+      </w:r>
+      <w:r>
+        <w:rPr>
+          <w:rStyle w:val="Strong"/>
+          <w:lang w:val="es-VE"/>
+        </w:rPr>
         <w:br/>
-        <w:t>• Microsoft Certified: Azure Security Engineer Associate (AZ-500) | ID de credencial: 92B71F0AB914408B</w:t>
-      </w:r>
+        <w:t xml:space="preserve">• Microsoft </w:t>
+      </w:r>
+      <w:proofErr w:type="spellStart"/>
       <w:r>
         <w:rPr>
           <w:rStyle w:val="Strong"/>
           <w:lang w:val="es-VE"/>
         </w:rPr>
+        <w:t>Certified</w:t>
+      </w:r>
+      <w:proofErr w:type="spellEnd"/>
+      <w:r>
+        <w:rPr>
+          <w:rStyle w:val="Strong"/>
+          <w:lang w:val="es-VE"/>
+        </w:rPr>
+        <w:t xml:space="preserve">: Azure Security Engineer </w:t>
+      </w:r>
+      <w:proofErr w:type="spellStart"/>
+      <w:r>
+        <w:rPr>
+          <w:rStyle w:val="Strong"/>
+          <w:lang w:val="es-VE"/>
+        </w:rPr>
+        <w:t>Associate</w:t>
+      </w:r>
+      <w:proofErr w:type="spellEnd"/>
+      <w:r>
+        <w:rPr>
+          <w:rStyle w:val="Strong"/>
+          <w:lang w:val="es-VE"/>
+        </w:rPr>
+        <w:t xml:space="preserve"> (AZ-500) | ID de credencial: 92B71F0AB914408B</w:t>
+      </w:r>
+      <w:r>
+        <w:rPr>
+          <w:rStyle w:val="Strong"/>
+          <w:lang w:val="es-VE"/>
+        </w:rPr>
         <w:br/>
-        <w:t>• Microsoft Certified: Azure Fundamentals (AZ-900) | ID de credencial: 561978C307D42ED3</w:t>
+        <w:t xml:space="preserve">• Microsoft </w:t>
+      </w:r>
+      <w:proofErr w:type="spellStart"/>
+      <w:r>
+        <w:rPr>
+          <w:rStyle w:val="Strong"/>
+          <w:lang w:val="es-VE"/>
+        </w:rPr>
+        <w:t>Certified</w:t>
+      </w:r>
+      <w:proofErr w:type="spellEnd"/>
+      <w:r>
+        <w:rPr>
+          <w:rStyle w:val="Strong"/>
+          <w:lang w:val="es-VE"/>
+        </w:rPr>
+        <w:t>: Azure Fundamentals (AZ-900) | ID de credencial: 561978C307D42ED3</w:t>
       </w:r>
     </w:p>
     <w:p>
@@ -1905,7 +2451,63 @@
         <w:rPr>
           <w:lang w:val="es-VE"/>
         </w:rPr>
-        <w:t>Español: nativo  |  Inglés: fluido  |  Francés: básico</w:t>
+        <w:t xml:space="preserve">Español: </w:t>
+      </w:r>
+      <w:proofErr w:type="gramStart"/>
+      <w:r>
+        <w:rPr>
+          <w:lang w:val="es-VE"/>
+        </w:rPr>
+        <w:t>nativo  |</w:t>
+      </w:r>
+      <w:proofErr w:type="gramEnd"/>
+      <w:r>
+        <w:rPr>
+          <w:lang w:val="es-VE"/>
+        </w:rPr>
+        <w:t xml:space="preserve">  </w:t>
+      </w:r>
+      <w:proofErr w:type="gramStart"/>
+      <w:r>
+        <w:rPr>
+          <w:lang w:val="es-VE"/>
+        </w:rPr>
+        <w:t>Inglés</w:t>
+      </w:r>
+      <w:proofErr w:type="gramEnd"/>
+      <w:r>
+        <w:rPr>
+          <w:lang w:val="es-VE"/>
+        </w:rPr>
+        <w:t xml:space="preserve">: </w:t>
+      </w:r>
+      <w:proofErr w:type="gramStart"/>
+      <w:r>
+        <w:rPr>
+          <w:lang w:val="es-VE"/>
+        </w:rPr>
+        <w:t>fluido  |</w:t>
+      </w:r>
+      <w:proofErr w:type="gramEnd"/>
+      <w:r>
+        <w:rPr>
+          <w:lang w:val="es-VE"/>
+        </w:rPr>
+        <w:t xml:space="preserve">  </w:t>
+      </w:r>
+      <w:proofErr w:type="gramStart"/>
+      <w:r>
+        <w:rPr>
+          <w:lang w:val="es-VE"/>
+        </w:rPr>
+        <w:t>Francés</w:t>
+      </w:r>
+      <w:proofErr w:type="gramEnd"/>
+      <w:r>
+        <w:rPr>
+          <w:lang w:val="es-VE"/>
+        </w:rPr>
+        <w:t>: básico</w:t>
       </w:r>
     </w:p>
     <w:sectPr>
@@ -2204,7 +2806,7 @@
         </mc:Choice>
         <mc:Fallback>
           <w:pict>
-            <v:group w14:anchorId="4A3971B4" id="Group 1" o:spid="_x0000_s1026" style="position:absolute;margin-left:-54pt;margin-top:-18pt;width:133.9pt;height:80.65pt;z-index:251659264" coordsize="17007,10241" o:gfxdata="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">
+            <v:group w14:anchorId="0EEFEE66" id="Group 1" o:spid="_x0000_s1026" style="position:absolute;margin-left:-54pt;margin-top:-18pt;width:133.9pt;height:80.65pt;z-index:251659264" coordsize="17007,10241" o:gfxdata="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">
               <v:rect id="Rectangle 998252387" o:spid="_x0000_s1027" style="position:absolute;width:17007;height:10241;visibility:visible;mso-wrap-style:square;v-text-anchor:middle" o:gfxdata="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" fillcolor="white [3212]" stroked="f" strokeweight="2pt">
                 <v:fill opacity="0"/>
               </v:rect>
